--- a/tools/fixtures/omml_samples/10_limit.docx
+++ b/tools/fixtures/omml_samples/10_limit.docx
@@ -12,7 +12,7 @@
         <w:rPr>
           <w:sz w:val="24"/>
         </w:rPr>
-        <w:t xml:space="preserve">Fixture: lower limit: lim x→0</w:t>
+        <w:t xml:space="preserve">Fixture: lower limit: lim_{x→0} f(x)</w:t>
       </w:r>
     </w:p>
     <w:p>
@@ -28,9 +28,18 @@
         <m:oMath>
           <m:limLow>
             <m:e>
-              <m:r>
-                <m:t>lim</m:t>
-              </m:r>
+              <m:func>
+                <m:fName>
+                  <m:r>
+                    <m:t>lim</m:t>
+                  </m:r>
+                </m:fName>
+                <m:e>
+                  <m:r>
+                    <m:t>f(x)</m:t>
+                  </m:r>
+                </m:e>
+              </m:func>
             </m:e>
             <m:lim>
               <m:r>
